--- a/lab09/TestSuite/TS9_2.docx
+++ b/lab09/TestSuite/TS9_2.docx
@@ -47,7 +47,6 @@
           </w:tblCellMar>
         </w:tblPrEx>
         <w:trPr>
-          <w:wBefore w:w="0" w:type="dxa"/>
           <w:trHeight w:val="567" w:hRule="atLeast"/>
         </w:trPr>
         <w:tc>
@@ -136,7 +135,6 @@
           </w:tblCellMar>
         </w:tblPrEx>
         <w:trPr>
-          <w:wBefore w:w="0" w:type="dxa"/>
           <w:trHeight w:val="567" w:hRule="atLeast"/>
         </w:trPr>
         <w:tc>
@@ -225,7 +223,6 @@
           </w:tblCellMar>
         </w:tblPrEx>
         <w:trPr>
-          <w:wBefore w:w="0" w:type="dxa"/>
           <w:trHeight w:val="567" w:hRule="atLeast"/>
         </w:trPr>
         <w:tc>
@@ -341,7 +338,6 @@
           </w:tblCellMar>
         </w:tblPrEx>
         <w:trPr>
-          <w:wBefore w:w="0" w:type="dxa"/>
           <w:trHeight w:val="567" w:hRule="atLeast"/>
         </w:trPr>
         <w:tc>
@@ -490,7 +486,6 @@
           </w:tblCellMar>
         </w:tblPrEx>
         <w:trPr>
-          <w:wBefore w:w="0" w:type="dxa"/>
           <w:trHeight w:val="567" w:hRule="atLeast"/>
         </w:trPr>
         <w:tc>
@@ -624,7 +619,6 @@
           </w:tblCellMar>
         </w:tblPrEx>
         <w:trPr>
-          <w:wBefore w:w="0" w:type="dxa"/>
           <w:trHeight w:val="1785" w:hRule="atLeast"/>
           <w:jc w:val="right"/>
         </w:trPr>
@@ -864,7 +858,6 @@
           </w:tblCellMar>
         </w:tblPrEx>
         <w:trPr>
-          <w:wBefore w:w="0" w:type="dxa"/>
           <w:trHeight w:val="1134" w:hRule="atLeast"/>
           <w:jc w:val="right"/>
         </w:trPr>
@@ -890,6 +883,7 @@
                 <w:lang w:val="en-US"/>
               </w:rPr>
             </w:pPr>
+            <w:bookmarkStart w:id="0" w:name="_GoBack" w:colFirst="3" w:colLast="3"/>
             <w:r>
               <w:rPr>
                 <w:rFonts w:hint="default" w:ascii="Times New Roman" w:hAnsi="Times New Roman" w:eastAsia="SimSun" w:cs="Times New Roman"/>
@@ -985,6 +979,15 @@
                 <w:lang w:val="en-US"/>
               </w:rPr>
             </w:pPr>
+            <w:r>
+              <w:rPr>
+                <w:rFonts w:hint="default" w:ascii="Times New Roman" w:hAnsi="Times New Roman" w:cs="Times New Roman"/>
+                <w:sz w:val="28"/>
+                <w:szCs w:val="28"/>
+                <w:lang w:val="en-US"/>
+              </w:rPr>
+              <w:t>passed</w:t>
+            </w:r>
           </w:p>
         </w:tc>
       </w:tr>
@@ -1006,7 +1009,6 @@
           </w:tblCellMar>
         </w:tblPrEx>
         <w:trPr>
-          <w:wBefore w:w="0" w:type="dxa"/>
           <w:trHeight w:val="1134" w:hRule="atLeast"/>
           <w:jc w:val="right"/>
         </w:trPr>
@@ -1127,6 +1129,15 @@
                 <w:lang w:val="en-US"/>
               </w:rPr>
             </w:pPr>
+            <w:r>
+              <w:rPr>
+                <w:rFonts w:hint="default" w:ascii="Times New Roman" w:hAnsi="Times New Roman" w:cs="Times New Roman"/>
+                <w:sz w:val="28"/>
+                <w:szCs w:val="28"/>
+                <w:lang w:val="en-US"/>
+              </w:rPr>
+              <w:t>passed</w:t>
+            </w:r>
           </w:p>
         </w:tc>
       </w:tr>
@@ -1148,7 +1159,6 @@
           </w:tblCellMar>
         </w:tblPrEx>
         <w:trPr>
-          <w:wBefore w:w="0" w:type="dxa"/>
           <w:trHeight w:val="1134" w:hRule="atLeast"/>
           <w:jc w:val="right"/>
         </w:trPr>
@@ -1269,6 +1279,15 @@
                 <w:lang w:val="en-US"/>
               </w:rPr>
             </w:pPr>
+            <w:r>
+              <w:rPr>
+                <w:rFonts w:hint="default" w:ascii="Times New Roman" w:hAnsi="Times New Roman" w:cs="Times New Roman"/>
+                <w:sz w:val="28"/>
+                <w:szCs w:val="28"/>
+                <w:lang w:val="en-US"/>
+              </w:rPr>
+              <w:t>passed</w:t>
+            </w:r>
           </w:p>
         </w:tc>
       </w:tr>
@@ -1290,7 +1309,6 @@
           </w:tblCellMar>
         </w:tblPrEx>
         <w:trPr>
-          <w:wBefore w:w="0" w:type="dxa"/>
           <w:trHeight w:val="1134" w:hRule="atLeast"/>
           <w:jc w:val="right"/>
         </w:trPr>
@@ -1411,6 +1429,15 @@
                 <w:lang w:val="en-US"/>
               </w:rPr>
             </w:pPr>
+            <w:r>
+              <w:rPr>
+                <w:rFonts w:hint="default" w:ascii="Times New Roman" w:hAnsi="Times New Roman" w:cs="Times New Roman"/>
+                <w:sz w:val="28"/>
+                <w:szCs w:val="28"/>
+                <w:lang w:val="en-US"/>
+              </w:rPr>
+              <w:t>passed</w:t>
+            </w:r>
           </w:p>
         </w:tc>
       </w:tr>
@@ -1432,7 +1459,6 @@
           </w:tblCellMar>
         </w:tblPrEx>
         <w:trPr>
-          <w:wBefore w:w="0" w:type="dxa"/>
           <w:trHeight w:val="1134" w:hRule="atLeast"/>
           <w:jc w:val="right"/>
         </w:trPr>
@@ -1553,6 +1579,15 @@
                 <w:lang w:val="en-US"/>
               </w:rPr>
             </w:pPr>
+            <w:r>
+              <w:rPr>
+                <w:rFonts w:hint="default" w:ascii="Times New Roman" w:hAnsi="Times New Roman" w:cs="Times New Roman"/>
+                <w:sz w:val="28"/>
+                <w:szCs w:val="28"/>
+                <w:lang w:val="en-US"/>
+              </w:rPr>
+              <w:t>passed</w:t>
+            </w:r>
           </w:p>
         </w:tc>
       </w:tr>
@@ -1574,7 +1609,6 @@
           </w:tblCellMar>
         </w:tblPrEx>
         <w:trPr>
-          <w:wBefore w:w="0" w:type="dxa"/>
           <w:trHeight w:val="1134" w:hRule="atLeast"/>
           <w:jc w:val="right"/>
         </w:trPr>
@@ -1695,6 +1729,15 @@
                 <w:lang w:val="en-US"/>
               </w:rPr>
             </w:pPr>
+            <w:r>
+              <w:rPr>
+                <w:rFonts w:hint="default" w:ascii="Times New Roman" w:hAnsi="Times New Roman" w:cs="Times New Roman"/>
+                <w:sz w:val="28"/>
+                <w:szCs w:val="28"/>
+                <w:lang w:val="en-US"/>
+              </w:rPr>
+              <w:t>passed</w:t>
+            </w:r>
           </w:p>
         </w:tc>
       </w:tr>
@@ -1716,7 +1759,6 @@
           </w:tblCellMar>
         </w:tblPrEx>
         <w:trPr>
-          <w:wBefore w:w="0" w:type="dxa"/>
           <w:trHeight w:val="1134" w:hRule="atLeast"/>
           <w:jc w:val="right"/>
         </w:trPr>
@@ -1818,19 +1860,7 @@
                 <w:szCs w:val="28"/>
                 <w:lang w:val="en-US" w:eastAsia="zh-CN" w:bidi="ar"/>
               </w:rPr>
-              <w:t>Error / По</w:t>
-            </w:r>
-            <w:bookmarkStart w:id="0" w:name="_GoBack"/>
-            <w:bookmarkEnd w:id="0"/>
-            <w:r>
-              <w:rPr>
-                <w:rFonts w:hint="default" w:ascii="Times New Roman" w:hAnsi="Times New Roman" w:eastAsia="SimSun" w:cs="Times New Roman"/>
-                <w:kern w:val="0"/>
-                <w:sz w:val="28"/>
-                <w:szCs w:val="28"/>
-                <w:lang w:val="en-US" w:eastAsia="zh-CN" w:bidi="ar"/>
-              </w:rPr>
-              <w:t>втор запиту</w:t>
+              <w:t>Error / Повтор запиту</w:t>
             </w:r>
           </w:p>
         </w:tc>
@@ -1849,6 +1879,15 @@
                 <w:lang w:val="en-US"/>
               </w:rPr>
             </w:pPr>
+            <w:r>
+              <w:rPr>
+                <w:rFonts w:hint="default" w:ascii="Times New Roman" w:hAnsi="Times New Roman" w:cs="Times New Roman"/>
+                <w:sz w:val="28"/>
+                <w:szCs w:val="28"/>
+                <w:lang w:val="en-US"/>
+              </w:rPr>
+              <w:t>passed</w:t>
+            </w:r>
           </w:p>
         </w:tc>
       </w:tr>
@@ -1870,7 +1909,6 @@
           </w:tblCellMar>
         </w:tblPrEx>
         <w:trPr>
-          <w:wBefore w:w="0" w:type="dxa"/>
           <w:trHeight w:val="1134" w:hRule="atLeast"/>
           <w:jc w:val="right"/>
         </w:trPr>
@@ -1991,6 +2029,15 @@
                 <w:lang w:val="en-US"/>
               </w:rPr>
             </w:pPr>
+            <w:r>
+              <w:rPr>
+                <w:rFonts w:hint="default" w:ascii="Times New Roman" w:hAnsi="Times New Roman" w:cs="Times New Roman"/>
+                <w:sz w:val="28"/>
+                <w:szCs w:val="28"/>
+                <w:lang w:val="en-US"/>
+              </w:rPr>
+              <w:t>passed</w:t>
+            </w:r>
           </w:p>
         </w:tc>
       </w:tr>
@@ -2012,7 +2059,6 @@
           </w:tblCellMar>
         </w:tblPrEx>
         <w:trPr>
-          <w:wBefore w:w="0" w:type="dxa"/>
           <w:trHeight w:val="1134" w:hRule="atLeast"/>
           <w:jc w:val="right"/>
         </w:trPr>
@@ -2133,6 +2179,15 @@
                 <w:lang w:val="en-US"/>
               </w:rPr>
             </w:pPr>
+            <w:r>
+              <w:rPr>
+                <w:rFonts w:hint="default" w:ascii="Times New Roman" w:hAnsi="Times New Roman" w:cs="Times New Roman"/>
+                <w:sz w:val="28"/>
+                <w:szCs w:val="28"/>
+                <w:lang w:val="en-US"/>
+              </w:rPr>
+              <w:t>passed</w:t>
+            </w:r>
           </w:p>
         </w:tc>
       </w:tr>
@@ -2154,7 +2209,6 @@
           </w:tblCellMar>
         </w:tblPrEx>
         <w:trPr>
-          <w:wBefore w:w="0" w:type="dxa"/>
           <w:trHeight w:val="1134" w:hRule="atLeast"/>
           <w:jc w:val="right"/>
         </w:trPr>
@@ -2275,9 +2329,19 @@
                 <w:lang w:val="en-US"/>
               </w:rPr>
             </w:pPr>
+            <w:r>
+              <w:rPr>
+                <w:rFonts w:hint="default" w:ascii="Times New Roman" w:hAnsi="Times New Roman" w:cs="Times New Roman"/>
+                <w:sz w:val="28"/>
+                <w:szCs w:val="28"/>
+                <w:lang w:val="en-US"/>
+              </w:rPr>
+              <w:t>passed</w:t>
+            </w:r>
           </w:p>
         </w:tc>
       </w:tr>
+      <w:bookmarkEnd w:id="0"/>
     </w:tbl>
     <w:p/>
     <w:sectPr>
@@ -2323,9 +2387,6 @@
           <w:right w:w="108" w:type="dxa"/>
         </w:tblCellMar>
       </w:tblPrEx>
-      <w:trPr>
-        <w:wBefore w:w="0" w:type="dxa"/>
-      </w:trPr>
       <w:tc>
         <w:tcPr>
           <w:tcW w:w="7393" w:type="dxa"/>
@@ -2429,7 +2490,7 @@
               <w:sz w:val="16"/>
               <w:szCs w:val="16"/>
             </w:rPr>
-            <w:t>20:01:17</w:t>
+            <w:t>20:23:28</w:t>
           </w:r>
           <w:r>
             <w:rPr>
@@ -2491,7 +2552,6 @@
               <w:rFonts w:ascii="Consolas" w:hAnsi="Consolas" w:cs="Arial"/>
               <w:sz w:val="20"/>
               <w:szCs w:val="20"/>
-              <w:lang/>
             </w:rPr>
             <w:t>2</w:t>
           </w:r>
@@ -2546,7 +2606,6 @@
               <w:rFonts w:ascii="Consolas" w:hAnsi="Consolas" w:cs="Arial"/>
               <w:sz w:val="20"/>
               <w:szCs w:val="20"/>
-              <w:lang/>
             </w:rPr>
             <w:t>2</w:t>
           </w:r>
@@ -2612,9 +2671,6 @@
           <w:right w:w="108" w:type="dxa"/>
         </w:tblCellMar>
       </w:tblPrEx>
-      <w:trPr>
-        <w:wBefore w:w="0" w:type="dxa"/>
-      </w:trPr>
       <w:tc>
         <w:tcPr>
           <w:tcW w:w="7393" w:type="dxa"/>
@@ -2718,7 +2774,7 @@
               <w:sz w:val="16"/>
               <w:szCs w:val="16"/>
             </w:rPr>
-            <w:t>20:01:17</w:t>
+            <w:t>20:23:28</w:t>
           </w:r>
           <w:r>
             <w:rPr>
@@ -2780,7 +2836,6 @@
               <w:rFonts w:ascii="Consolas" w:hAnsi="Consolas" w:cs="Arial"/>
               <w:sz w:val="20"/>
               <w:szCs w:val="20"/>
-              <w:lang/>
             </w:rPr>
             <w:t>1</w:t>
           </w:r>
@@ -2835,7 +2890,6 @@
               <w:rFonts w:ascii="Consolas" w:hAnsi="Consolas" w:cs="Arial"/>
               <w:sz w:val="20"/>
               <w:szCs w:val="20"/>
-              <w:lang/>
             </w:rPr>
             <w:t>1</w:t>
           </w:r>
@@ -2882,9 +2936,6 @@
       <w:pStyle w:val="13"/>
     </w:pPr>
     <w:r>
-      <w:rPr>
-        <w:lang/>
-      </w:rPr>
       <mc:AlternateContent>
         <mc:Choice Requires="wps">
           <w:drawing>
@@ -3269,19 +3320,19 @@
     <w:lsdException w:unhideWhenUsed="0" w:uiPriority="0" w:semiHidden="0" w:name="toc 8"/>
     <w:lsdException w:unhideWhenUsed="0" w:uiPriority="0" w:semiHidden="0" w:name="toc 9"/>
     <w:lsdException w:unhideWhenUsed="0" w:uiPriority="0" w:semiHidden="0" w:name="Normal Indent"/>
-    <w:lsdException w:unhideWhenUsed="0" w:uiPriority="0" w:name="footnote text"/>
-    <w:lsdException w:unhideWhenUsed="0" w:uiPriority="0" w:name="annotation text"/>
-    <w:lsdException w:unhideWhenUsed="0" w:uiPriority="0" w:semiHidden="0" w:name="header"/>
+    <w:lsdException w:qFormat="1" w:unhideWhenUsed="0" w:uiPriority="0" w:name="footnote text"/>
+    <w:lsdException w:qFormat="1" w:unhideWhenUsed="0" w:uiPriority="0" w:name="annotation text"/>
+    <w:lsdException w:qFormat="1" w:unhideWhenUsed="0" w:uiPriority="0" w:semiHidden="0" w:name="header"/>
     <w:lsdException w:unhideWhenUsed="0" w:uiPriority="0" w:semiHidden="0" w:name="footer"/>
     <w:lsdException w:unhideWhenUsed="0" w:uiPriority="0" w:semiHidden="0" w:name="index heading"/>
     <w:lsdException w:qFormat="1" w:uiPriority="0" w:name="caption"/>
     <w:lsdException w:unhideWhenUsed="0" w:uiPriority="0" w:semiHidden="0" w:name="table of figures"/>
     <w:lsdException w:unhideWhenUsed="0" w:uiPriority="0" w:semiHidden="0" w:name="envelope address"/>
     <w:lsdException w:unhideWhenUsed="0" w:uiPriority="0" w:semiHidden="0" w:name="envelope return"/>
-    <w:lsdException w:unhideWhenUsed="0" w:uiPriority="0" w:name="footnote reference"/>
-    <w:lsdException w:unhideWhenUsed="0" w:uiPriority="0" w:name="annotation reference"/>
+    <w:lsdException w:qFormat="1" w:unhideWhenUsed="0" w:uiPriority="0" w:name="footnote reference"/>
+    <w:lsdException w:qFormat="1" w:unhideWhenUsed="0" w:uiPriority="0" w:name="annotation reference"/>
     <w:lsdException w:unhideWhenUsed="0" w:uiPriority="0" w:semiHidden="0" w:name="line number"/>
-    <w:lsdException w:unhideWhenUsed="0" w:uiPriority="0" w:semiHidden="0" w:name="page number"/>
+    <w:lsdException w:qFormat="1" w:unhideWhenUsed="0" w:uiPriority="0" w:semiHidden="0" w:name="page number"/>
     <w:lsdException w:unhideWhenUsed="0" w:uiPriority="0" w:semiHidden="0" w:name="endnote reference"/>
     <w:lsdException w:unhideWhenUsed="0" w:uiPriority="0" w:semiHidden="0" w:name="endnote text"/>
     <w:lsdException w:unhideWhenUsed="0" w:uiPriority="0" w:semiHidden="0" w:name="table of authorities"/>
@@ -3305,7 +3356,7 @@
     <w:lsdException w:qFormat="1" w:unhideWhenUsed="0" w:uiPriority="0" w:semiHidden="0" w:name="Title"/>
     <w:lsdException w:unhideWhenUsed="0" w:uiPriority="0" w:semiHidden="0" w:name="Closing"/>
     <w:lsdException w:unhideWhenUsed="0" w:uiPriority="0" w:semiHidden="0" w:name="Signature"/>
-    <w:lsdException w:unhideWhenUsed="0" w:uiPriority="0" w:name="Default Paragraph Font"/>
+    <w:lsdException w:qFormat="1" w:unhideWhenUsed="0" w:uiPriority="0" w:name="Default Paragraph Font"/>
     <w:lsdException w:unhideWhenUsed="0" w:uiPriority="0" w:semiHidden="0" w:name="Body Text"/>
     <w:lsdException w:unhideWhenUsed="0" w:uiPriority="0" w:semiHidden="0" w:name="Body Text Indent"/>
     <w:lsdException w:unhideWhenUsed="0" w:uiPriority="0" w:semiHidden="0" w:name="List Continue"/>
@@ -3325,7 +3376,7 @@
     <w:lsdException w:unhideWhenUsed="0" w:uiPriority="0" w:semiHidden="0" w:name="Body Text Indent 2"/>
     <w:lsdException w:unhideWhenUsed="0" w:uiPriority="0" w:semiHidden="0" w:name="Body Text Indent 3"/>
     <w:lsdException w:unhideWhenUsed="0" w:uiPriority="0" w:semiHidden="0" w:name="Block Text"/>
-    <w:lsdException w:unhideWhenUsed="0" w:uiPriority="0" w:semiHidden="0" w:name="Hyperlink"/>
+    <w:lsdException w:qFormat="1" w:unhideWhenUsed="0" w:uiPriority="0" w:semiHidden="0" w:name="Hyperlink"/>
     <w:lsdException w:unhideWhenUsed="0" w:uiPriority="0" w:semiHidden="0" w:name="FollowedHyperlink"/>
     <w:lsdException w:qFormat="1" w:unhideWhenUsed="0" w:uiPriority="0" w:semiHidden="0" w:name="Strong"/>
     <w:lsdException w:qFormat="1" w:unhideWhenUsed="0" w:uiPriority="0" w:semiHidden="0" w:name="Emphasis"/>
@@ -3343,7 +3394,7 @@
     <w:lsdException w:unhideWhenUsed="0" w:uiPriority="0" w:semiHidden="0" w:name="HTML Sample"/>
     <w:lsdException w:unhideWhenUsed="0" w:uiPriority="0" w:semiHidden="0" w:name="HTML Typewriter"/>
     <w:lsdException w:unhideWhenUsed="0" w:uiPriority="0" w:semiHidden="0" w:name="HTML Variable"/>
-    <w:lsdException w:unhideWhenUsed="0" w:uiPriority="0" w:name="Normal Table"/>
+    <w:lsdException w:qFormat="1" w:unhideWhenUsed="0" w:uiPriority="0" w:name="Normal Table"/>
     <w:lsdException w:unhideWhenUsed="0" w:uiPriority="0" w:name="annotation subject"/>
     <w:lsdException w:unhideWhenUsed="0" w:uiPriority="0" w:semiHidden="0" w:name="Table Simple 1"/>
     <w:lsdException w:unhideWhenUsed="0" w:uiPriority="0" w:semiHidden="0" w:name="Table Simple 2"/>
@@ -3387,7 +3438,7 @@
     <w:lsdException w:unhideWhenUsed="0" w:uiPriority="0" w:semiHidden="0" w:name="Table Web 1"/>
     <w:lsdException w:unhideWhenUsed="0" w:uiPriority="0" w:semiHidden="0" w:name="Table Web 2"/>
     <w:lsdException w:unhideWhenUsed="0" w:uiPriority="0" w:semiHidden="0" w:name="Table Web 3"/>
-    <w:lsdException w:unhideWhenUsed="0" w:uiPriority="0" w:name="Balloon Text"/>
+    <w:lsdException w:qFormat="1" w:unhideWhenUsed="0" w:uiPriority="0" w:name="Balloon Text"/>
     <w:lsdException w:unhideWhenUsed="0" w:uiPriority="0" w:semiHidden="0" w:name="Table Grid"/>
     <w:lsdException w:unhideWhenUsed="0" w:uiPriority="0" w:semiHidden="0" w:name="Table Theme"/>
   </w:latentStyles>
@@ -3396,6 +3447,7 @@
     <w:qFormat/>
     <w:uiPriority w:val="0"/>
     <w:rPr>
+      <w:rFonts w:ascii="Times New Roman" w:hAnsi="Times New Roman" w:eastAsia="SimSun" w:cs="Times New Roman"/>
       <w:sz w:val="24"/>
       <w:szCs w:val="24"/>
       <w:lang w:val="uk-UA" w:eastAsia="uk-UA" w:bidi="ar-SA"/>
@@ -3420,14 +3472,15 @@
   <w:style w:type="character" w:default="1" w:styleId="3">
     <w:name w:val="Default Paragraph Font"/>
     <w:semiHidden/>
+    <w:qFormat/>
     <w:uiPriority w:val="0"/>
   </w:style>
   <w:style w:type="table" w:default="1" w:styleId="4">
     <w:name w:val="Normal Table"/>
     <w:semiHidden/>
+    <w:qFormat/>
     <w:uiPriority w:val="0"/>
     <w:tblPr>
-      <w:tblStyle w:val="4"/>
       <w:tblCellMar>
         <w:top w:w="0" w:type="dxa"/>
         <w:left w:w="108" w:type="dxa"/>
@@ -3440,6 +3493,7 @@
     <w:name w:val="footnote reference"/>
     <w:basedOn w:val="3"/>
     <w:semiHidden/>
+    <w:qFormat/>
     <w:uiPriority w:val="0"/>
     <w:rPr>
       <w:vertAlign w:val="superscript"/>
@@ -3449,6 +3503,7 @@
     <w:name w:val="annotation reference"/>
     <w:basedOn w:val="3"/>
     <w:semiHidden/>
+    <w:qFormat/>
     <w:uiPriority w:val="0"/>
     <w:rPr>
       <w:sz w:val="16"/>
@@ -3458,6 +3513,7 @@
   <w:style w:type="character" w:styleId="7">
     <w:name w:val="Hyperlink"/>
     <w:basedOn w:val="3"/>
+    <w:qFormat/>
     <w:uiPriority w:val="0"/>
     <w:rPr>
       <w:color w:val="0000FF"/>
@@ -3467,12 +3523,14 @@
   <w:style w:type="character" w:styleId="8">
     <w:name w:val="page number"/>
     <w:basedOn w:val="3"/>
+    <w:qFormat/>
     <w:uiPriority w:val="0"/>
   </w:style>
   <w:style w:type="paragraph" w:styleId="9">
     <w:name w:val="Balloon Text"/>
     <w:basedOn w:val="1"/>
     <w:semiHidden/>
+    <w:qFormat/>
     <w:uiPriority w:val="0"/>
     <w:rPr>
       <w:rFonts w:ascii="Tahoma" w:hAnsi="Tahoma" w:cs="Tahoma"/>
@@ -3484,6 +3542,7 @@
     <w:name w:val="annotation text"/>
     <w:basedOn w:val="1"/>
     <w:semiHidden/>
+    <w:qFormat/>
     <w:uiPriority w:val="0"/>
     <w:rPr>
       <w:sz w:val="20"/>
@@ -3505,6 +3564,7 @@
     <w:name w:val="footnote text"/>
     <w:basedOn w:val="1"/>
     <w:semiHidden/>
+    <w:qFormat/>
     <w:uiPriority w:val="0"/>
     <w:rPr>
       <w:sz w:val="20"/>
@@ -3514,6 +3574,7 @@
   <w:style w:type="paragraph" w:styleId="13">
     <w:name w:val="header"/>
     <w:basedOn w:val="1"/>
+    <w:qFormat/>
     <w:uiPriority w:val="0"/>
     <w:pPr>
       <w:tabs>
@@ -3546,7 +3607,6 @@
     <w:basedOn w:val="4"/>
     <w:uiPriority w:val="0"/>
     <w:tblPr>
-      <w:tblStyle w:val="4"/>
       <w:tblBorders>
         <w:top w:val="single" w:color="auto" w:sz="4" w:space="0"/>
         <w:left w:val="single" w:color="auto" w:sz="4" w:space="0"/>
